--- a/自己论文/消融实验数据.docx
+++ b/自己论文/消融实验数据.docx
@@ -281,10 +281,21 @@
           <w:p>
             <w:pPr>
               <w:snapToGrid w:val="0"/>
-              <w:rPr>
-                <w:vertAlign w:val="baseline"/>
-              </w:rPr>
-            </w:pPr>
+              <w:ind w:left="0" w:leftChars="0" w:firstLine="0" w:firstLineChars="0"/>
+              <w:rPr>
+                <w:rFonts w:hint="default" w:eastAsia="宋体"/>
+                <w:vertAlign w:val="baseline"/>
+                <w:lang w:val="en-US" w:eastAsia="zh-CN"/>
+              </w:rPr>
+            </w:pPr>
+            <w:r>
+              <w:rPr>
+                <w:rFonts w:hint="eastAsia"/>
+                <w:vertAlign w:val="baseline"/>
+                <w:lang w:val="en-US" w:eastAsia="zh-CN"/>
+              </w:rPr>
+              <w:t>0.825</w:t>
+            </w:r>
           </w:p>
         </w:tc>
         <w:tc>
@@ -294,10 +305,21 @@
           <w:p>
             <w:pPr>
               <w:snapToGrid w:val="0"/>
-              <w:rPr>
-                <w:vertAlign w:val="baseline"/>
-              </w:rPr>
-            </w:pPr>
+              <w:ind w:left="0" w:leftChars="0" w:firstLine="0" w:firstLineChars="0"/>
+              <w:rPr>
+                <w:rFonts w:hint="default" w:eastAsia="宋体"/>
+                <w:vertAlign w:val="baseline"/>
+                <w:lang w:val="en-US" w:eastAsia="zh-CN"/>
+              </w:rPr>
+            </w:pPr>
+            <w:r>
+              <w:rPr>
+                <w:rFonts w:hint="eastAsia"/>
+                <w:vertAlign w:val="baseline"/>
+                <w:lang w:val="en-US" w:eastAsia="zh-CN"/>
+              </w:rPr>
+              <w:t>0.898</w:t>
+            </w:r>
           </w:p>
         </w:tc>
         <w:tc>
@@ -307,10 +329,21 @@
           <w:p>
             <w:pPr>
               <w:snapToGrid w:val="0"/>
-              <w:rPr>
-                <w:vertAlign w:val="baseline"/>
-              </w:rPr>
-            </w:pPr>
+              <w:ind w:left="0" w:leftChars="0" w:firstLine="0" w:firstLineChars="0"/>
+              <w:rPr>
+                <w:rFonts w:hint="default" w:eastAsia="宋体"/>
+                <w:vertAlign w:val="baseline"/>
+                <w:lang w:val="en-US" w:eastAsia="zh-CN"/>
+              </w:rPr>
+            </w:pPr>
+            <w:r>
+              <w:rPr>
+                <w:rFonts w:hint="eastAsia"/>
+                <w:vertAlign w:val="baseline"/>
+                <w:lang w:val="en-US" w:eastAsia="zh-CN"/>
+              </w:rPr>
+              <w:t>0.805</w:t>
+            </w:r>
           </w:p>
         </w:tc>
         <w:tc>
@@ -320,10 +353,21 @@
           <w:p>
             <w:pPr>
               <w:snapToGrid w:val="0"/>
-              <w:rPr>
-                <w:vertAlign w:val="baseline"/>
-              </w:rPr>
-            </w:pPr>
+              <w:ind w:left="0" w:leftChars="0" w:firstLine="0" w:firstLineChars="0"/>
+              <w:rPr>
+                <w:rFonts w:hint="default" w:eastAsia="宋体"/>
+                <w:vertAlign w:val="baseline"/>
+                <w:lang w:val="en-US" w:eastAsia="zh-CN"/>
+              </w:rPr>
+            </w:pPr>
+            <w:r>
+              <w:rPr>
+                <w:rFonts w:hint="eastAsia"/>
+                <w:vertAlign w:val="baseline"/>
+                <w:lang w:val="en-US" w:eastAsia="zh-CN"/>
+              </w:rPr>
+              <w:t>0.771</w:t>
+            </w:r>
           </w:p>
         </w:tc>
         <w:tc>
@@ -333,10 +377,21 @@
           <w:p>
             <w:pPr>
               <w:snapToGrid w:val="0"/>
-              <w:rPr>
-                <w:vertAlign w:val="baseline"/>
-              </w:rPr>
-            </w:pPr>
+              <w:ind w:left="0" w:leftChars="0" w:firstLine="0" w:firstLineChars="0"/>
+              <w:rPr>
+                <w:rFonts w:hint="default" w:eastAsia="宋体"/>
+                <w:vertAlign w:val="baseline"/>
+                <w:lang w:val="en-US" w:eastAsia="zh-CN"/>
+              </w:rPr>
+            </w:pPr>
+            <w:r>
+              <w:rPr>
+                <w:rFonts w:hint="eastAsia"/>
+                <w:vertAlign w:val="baseline"/>
+                <w:lang w:val="en-US" w:eastAsia="zh-CN"/>
+              </w:rPr>
+              <w:t>0.695</w:t>
+            </w:r>
           </w:p>
         </w:tc>
         <w:tc>
@@ -346,10 +401,21 @@
           <w:p>
             <w:pPr>
               <w:snapToGrid w:val="0"/>
-              <w:rPr>
-                <w:vertAlign w:val="baseline"/>
-              </w:rPr>
-            </w:pPr>
+              <w:ind w:left="0" w:leftChars="0" w:firstLine="0" w:firstLineChars="0"/>
+              <w:rPr>
+                <w:rFonts w:hint="default" w:eastAsia="宋体"/>
+                <w:vertAlign w:val="baseline"/>
+                <w:lang w:val="en-US" w:eastAsia="zh-CN"/>
+              </w:rPr>
+            </w:pPr>
+            <w:r>
+              <w:rPr>
+                <w:rFonts w:hint="eastAsia"/>
+                <w:vertAlign w:val="baseline"/>
+                <w:lang w:val="en-US" w:eastAsia="zh-CN"/>
+              </w:rPr>
+              <w:t>0.638</w:t>
+            </w:r>
           </w:p>
         </w:tc>
       </w:tr>
@@ -405,10 +471,21 @@
           <w:p>
             <w:pPr>
               <w:snapToGrid w:val="0"/>
-              <w:rPr>
-                <w:vertAlign w:val="baseline"/>
-              </w:rPr>
-            </w:pPr>
+              <w:ind w:left="0" w:leftChars="0" w:firstLine="0" w:firstLineChars="0"/>
+              <w:rPr>
+                <w:rFonts w:hint="default" w:eastAsia="宋体"/>
+                <w:vertAlign w:val="baseline"/>
+                <w:lang w:val="en-US" w:eastAsia="zh-CN"/>
+              </w:rPr>
+            </w:pPr>
+            <w:r>
+              <w:rPr>
+                <w:rFonts w:hint="eastAsia"/>
+                <w:vertAlign w:val="baseline"/>
+                <w:lang w:val="en-US" w:eastAsia="zh-CN"/>
+              </w:rPr>
+              <w:t>0.842</w:t>
+            </w:r>
           </w:p>
         </w:tc>
         <w:tc>
@@ -418,10 +495,21 @@
           <w:p>
             <w:pPr>
               <w:snapToGrid w:val="0"/>
-              <w:rPr>
-                <w:vertAlign w:val="baseline"/>
-              </w:rPr>
-            </w:pPr>
+              <w:ind w:left="0" w:leftChars="0" w:firstLine="0" w:firstLineChars="0"/>
+              <w:rPr>
+                <w:rFonts w:hint="default" w:eastAsia="宋体"/>
+                <w:vertAlign w:val="baseline"/>
+                <w:lang w:val="en-US" w:eastAsia="zh-CN"/>
+              </w:rPr>
+            </w:pPr>
+            <w:r>
+              <w:rPr>
+                <w:rFonts w:hint="eastAsia"/>
+                <w:vertAlign w:val="baseline"/>
+                <w:lang w:val="en-US" w:eastAsia="zh-CN"/>
+              </w:rPr>
+              <w:t>0.912</w:t>
+            </w:r>
           </w:p>
         </w:tc>
         <w:tc>
@@ -431,10 +519,21 @@
           <w:p>
             <w:pPr>
               <w:snapToGrid w:val="0"/>
-              <w:rPr>
-                <w:vertAlign w:val="baseline"/>
-              </w:rPr>
-            </w:pPr>
+              <w:ind w:left="0" w:leftChars="0" w:firstLine="0" w:firstLineChars="0"/>
+              <w:rPr>
+                <w:rFonts w:hint="default" w:eastAsia="宋体"/>
+                <w:vertAlign w:val="baseline"/>
+                <w:lang w:val="en-US" w:eastAsia="zh-CN"/>
+              </w:rPr>
+            </w:pPr>
+            <w:r>
+              <w:rPr>
+                <w:rFonts w:hint="eastAsia"/>
+                <w:vertAlign w:val="baseline"/>
+                <w:lang w:val="en-US" w:eastAsia="zh-CN"/>
+              </w:rPr>
+              <w:t>0.845</w:t>
+            </w:r>
           </w:p>
         </w:tc>
         <w:tc>
@@ -444,10 +543,21 @@
           <w:p>
             <w:pPr>
               <w:snapToGrid w:val="0"/>
-              <w:rPr>
-                <w:vertAlign w:val="baseline"/>
-              </w:rPr>
-            </w:pPr>
+              <w:ind w:left="0" w:leftChars="0" w:firstLine="0" w:firstLineChars="0"/>
+              <w:rPr>
+                <w:rFonts w:hint="default" w:eastAsia="宋体"/>
+                <w:vertAlign w:val="baseline"/>
+                <w:lang w:val="en-US" w:eastAsia="zh-CN"/>
+              </w:rPr>
+            </w:pPr>
+            <w:r>
+              <w:rPr>
+                <w:rFonts w:hint="eastAsia"/>
+                <w:vertAlign w:val="baseline"/>
+                <w:lang w:val="en-US" w:eastAsia="zh-CN"/>
+              </w:rPr>
+              <w:t>0.795</w:t>
+            </w:r>
           </w:p>
         </w:tc>
         <w:tc>
@@ -457,10 +567,21 @@
           <w:p>
             <w:pPr>
               <w:snapToGrid w:val="0"/>
-              <w:rPr>
-                <w:vertAlign w:val="baseline"/>
-              </w:rPr>
-            </w:pPr>
+              <w:ind w:left="0" w:leftChars="0" w:firstLine="0" w:firstLineChars="0"/>
+              <w:rPr>
+                <w:rFonts w:hint="default" w:eastAsia="宋体"/>
+                <w:vertAlign w:val="baseline"/>
+                <w:lang w:val="en-US" w:eastAsia="zh-CN"/>
+              </w:rPr>
+            </w:pPr>
+            <w:r>
+              <w:rPr>
+                <w:rFonts w:hint="eastAsia"/>
+                <w:vertAlign w:val="baseline"/>
+                <w:lang w:val="en-US" w:eastAsia="zh-CN"/>
+              </w:rPr>
+              <w:t>0.701</w:t>
+            </w:r>
           </w:p>
         </w:tc>
         <w:tc>
@@ -470,10 +591,21 @@
           <w:p>
             <w:pPr>
               <w:snapToGrid w:val="0"/>
-              <w:rPr>
-                <w:vertAlign w:val="baseline"/>
-              </w:rPr>
-            </w:pPr>
+              <w:ind w:left="0" w:leftChars="0" w:firstLine="0" w:firstLineChars="0"/>
+              <w:rPr>
+                <w:rFonts w:hint="default" w:eastAsia="宋体"/>
+                <w:vertAlign w:val="baseline"/>
+                <w:lang w:val="en-US" w:eastAsia="zh-CN"/>
+              </w:rPr>
+            </w:pPr>
+            <w:r>
+              <w:rPr>
+                <w:rFonts w:hint="eastAsia"/>
+                <w:vertAlign w:val="baseline"/>
+                <w:lang w:val="en-US" w:eastAsia="zh-CN"/>
+              </w:rPr>
+              <w:t>0.645</w:t>
+            </w:r>
           </w:p>
         </w:tc>
       </w:tr>
@@ -529,10 +661,21 @@
           <w:p>
             <w:pPr>
               <w:snapToGrid w:val="0"/>
-              <w:rPr>
-                <w:vertAlign w:val="baseline"/>
-              </w:rPr>
-            </w:pPr>
+              <w:ind w:left="0" w:leftChars="0" w:firstLine="0" w:firstLineChars="0"/>
+              <w:rPr>
+                <w:rFonts w:hint="default" w:eastAsia="宋体"/>
+                <w:vertAlign w:val="baseline"/>
+                <w:lang w:val="en-US" w:eastAsia="zh-CN"/>
+              </w:rPr>
+            </w:pPr>
+            <w:r>
+              <w:rPr>
+                <w:rFonts w:hint="eastAsia"/>
+                <w:vertAlign w:val="baseline"/>
+                <w:lang w:val="en-US" w:eastAsia="zh-CN"/>
+              </w:rPr>
+              <w:t>0.855</w:t>
+            </w:r>
           </w:p>
         </w:tc>
         <w:tc>
@@ -542,10 +685,21 @@
           <w:p>
             <w:pPr>
               <w:snapToGrid w:val="0"/>
-              <w:rPr>
-                <w:vertAlign w:val="baseline"/>
-              </w:rPr>
-            </w:pPr>
+              <w:ind w:left="0" w:leftChars="0" w:firstLine="0" w:firstLineChars="0"/>
+              <w:rPr>
+                <w:rFonts w:hint="default" w:eastAsia="宋体"/>
+                <w:vertAlign w:val="baseline"/>
+                <w:lang w:val="en-US" w:eastAsia="zh-CN"/>
+              </w:rPr>
+            </w:pPr>
+            <w:r>
+              <w:rPr>
+                <w:rFonts w:hint="eastAsia"/>
+                <w:vertAlign w:val="baseline"/>
+                <w:lang w:val="en-US" w:eastAsia="zh-CN"/>
+              </w:rPr>
+              <w:t>0.915</w:t>
+            </w:r>
           </w:p>
         </w:tc>
         <w:tc>
@@ -555,10 +709,21 @@
           <w:p>
             <w:pPr>
               <w:snapToGrid w:val="0"/>
-              <w:rPr>
-                <w:vertAlign w:val="baseline"/>
-              </w:rPr>
-            </w:pPr>
+              <w:ind w:left="0" w:leftChars="0" w:firstLine="0" w:firstLineChars="0"/>
+              <w:rPr>
+                <w:rFonts w:hint="default" w:eastAsia="宋体"/>
+                <w:vertAlign w:val="baseline"/>
+                <w:lang w:val="en-US" w:eastAsia="zh-CN"/>
+              </w:rPr>
+            </w:pPr>
+            <w:r>
+              <w:rPr>
+                <w:rFonts w:hint="eastAsia"/>
+                <w:vertAlign w:val="baseline"/>
+                <w:lang w:val="en-US" w:eastAsia="zh-CN"/>
+              </w:rPr>
+              <w:t>0.885</w:t>
+            </w:r>
           </w:p>
         </w:tc>
         <w:tc>
@@ -568,10 +733,21 @@
           <w:p>
             <w:pPr>
               <w:snapToGrid w:val="0"/>
-              <w:rPr>
-                <w:vertAlign w:val="baseline"/>
-              </w:rPr>
-            </w:pPr>
+              <w:ind w:left="0" w:leftChars="0" w:firstLine="0" w:firstLineChars="0"/>
+              <w:rPr>
+                <w:rFonts w:hint="default" w:eastAsia="宋体"/>
+                <w:vertAlign w:val="baseline"/>
+                <w:lang w:val="en-US" w:eastAsia="zh-CN"/>
+              </w:rPr>
+            </w:pPr>
+            <w:r>
+              <w:rPr>
+                <w:rFonts w:hint="eastAsia"/>
+                <w:vertAlign w:val="baseline"/>
+                <w:lang w:val="en-US" w:eastAsia="zh-CN"/>
+              </w:rPr>
+              <w:t>0.822</w:t>
+            </w:r>
           </w:p>
         </w:tc>
         <w:tc>
@@ -581,10 +757,21 @@
           <w:p>
             <w:pPr>
               <w:snapToGrid w:val="0"/>
-              <w:rPr>
-                <w:vertAlign w:val="baseline"/>
-              </w:rPr>
-            </w:pPr>
+              <w:ind w:left="0" w:leftChars="0" w:firstLine="0" w:firstLineChars="0"/>
+              <w:rPr>
+                <w:rFonts w:hint="default" w:eastAsia="宋体"/>
+                <w:vertAlign w:val="baseline"/>
+                <w:lang w:val="en-US" w:eastAsia="zh-CN"/>
+              </w:rPr>
+            </w:pPr>
+            <w:r>
+              <w:rPr>
+                <w:rFonts w:hint="eastAsia"/>
+                <w:vertAlign w:val="baseline"/>
+                <w:lang w:val="en-US" w:eastAsia="zh-CN"/>
+              </w:rPr>
+              <w:t>0.706</w:t>
+            </w:r>
           </w:p>
         </w:tc>
         <w:tc>
@@ -594,10 +781,21 @@
           <w:p>
             <w:pPr>
               <w:snapToGrid w:val="0"/>
-              <w:rPr>
-                <w:vertAlign w:val="baseline"/>
-              </w:rPr>
-            </w:pPr>
+              <w:ind w:left="0" w:leftChars="0" w:firstLine="0" w:firstLineChars="0"/>
+              <w:rPr>
+                <w:rFonts w:hint="default" w:eastAsia="宋体"/>
+                <w:vertAlign w:val="baseline"/>
+                <w:lang w:val="en-US" w:eastAsia="zh-CN"/>
+              </w:rPr>
+            </w:pPr>
+            <w:r>
+              <w:rPr>
+                <w:rFonts w:hint="eastAsia"/>
+                <w:vertAlign w:val="baseline"/>
+                <w:lang w:val="en-US" w:eastAsia="zh-CN"/>
+              </w:rPr>
+              <w:t>0.655</w:t>
+            </w:r>
           </w:p>
         </w:tc>
       </w:tr>
@@ -653,10 +851,21 @@
           <w:p>
             <w:pPr>
               <w:snapToGrid w:val="0"/>
-              <w:rPr>
-                <w:vertAlign w:val="baseline"/>
-              </w:rPr>
-            </w:pPr>
+              <w:ind w:left="0" w:leftChars="0" w:firstLine="0" w:firstLineChars="0"/>
+              <w:rPr>
+                <w:rFonts w:hint="default" w:eastAsia="宋体"/>
+                <w:vertAlign w:val="baseline"/>
+                <w:lang w:val="en-US" w:eastAsia="zh-CN"/>
+              </w:rPr>
+            </w:pPr>
+            <w:r>
+              <w:rPr>
+                <w:rFonts w:hint="eastAsia"/>
+                <w:vertAlign w:val="baseline"/>
+                <w:lang w:val="en-US" w:eastAsia="zh-CN"/>
+              </w:rPr>
+              <w:t>0.862</w:t>
+            </w:r>
           </w:p>
         </w:tc>
         <w:tc>
@@ -666,10 +875,21 @@
           <w:p>
             <w:pPr>
               <w:snapToGrid w:val="0"/>
-              <w:rPr>
-                <w:vertAlign w:val="baseline"/>
-              </w:rPr>
-            </w:pPr>
+              <w:ind w:left="0" w:leftChars="0" w:firstLine="0" w:firstLineChars="0"/>
+              <w:rPr>
+                <w:rFonts w:hint="default" w:eastAsia="宋体"/>
+                <w:vertAlign w:val="baseline"/>
+                <w:lang w:val="en-US" w:eastAsia="zh-CN"/>
+              </w:rPr>
+            </w:pPr>
+            <w:r>
+              <w:rPr>
+                <w:rFonts w:hint="eastAsia"/>
+                <w:vertAlign w:val="baseline"/>
+                <w:lang w:val="en-US" w:eastAsia="zh-CN"/>
+              </w:rPr>
+              <w:t>0.922</w:t>
+            </w:r>
           </w:p>
         </w:tc>
         <w:tc>
@@ -679,10 +899,21 @@
           <w:p>
             <w:pPr>
               <w:snapToGrid w:val="0"/>
-              <w:rPr>
-                <w:vertAlign w:val="baseline"/>
-              </w:rPr>
-            </w:pPr>
+              <w:ind w:left="0" w:leftChars="0" w:firstLine="0" w:firstLineChars="0"/>
+              <w:rPr>
+                <w:rFonts w:hint="default" w:eastAsia="宋体"/>
+                <w:vertAlign w:val="baseline"/>
+                <w:lang w:val="en-US" w:eastAsia="zh-CN"/>
+              </w:rPr>
+            </w:pPr>
+            <w:r>
+              <w:rPr>
+                <w:rFonts w:hint="eastAsia"/>
+                <w:vertAlign w:val="baseline"/>
+                <w:lang w:val="en-US" w:eastAsia="zh-CN"/>
+              </w:rPr>
+              <w:t>0.915</w:t>
+            </w:r>
           </w:p>
         </w:tc>
         <w:tc>
@@ -692,10 +923,21 @@
           <w:p>
             <w:pPr>
               <w:snapToGrid w:val="0"/>
-              <w:rPr>
-                <w:vertAlign w:val="baseline"/>
-              </w:rPr>
-            </w:pPr>
+              <w:ind w:left="0" w:leftChars="0" w:firstLine="0" w:firstLineChars="0"/>
+              <w:rPr>
+                <w:rFonts w:hint="default" w:eastAsia="宋体"/>
+                <w:vertAlign w:val="baseline"/>
+                <w:lang w:val="en-US" w:eastAsia="zh-CN"/>
+              </w:rPr>
+            </w:pPr>
+            <w:r>
+              <w:rPr>
+                <w:rFonts w:hint="eastAsia"/>
+                <w:vertAlign w:val="baseline"/>
+                <w:lang w:val="en-US" w:eastAsia="zh-CN"/>
+              </w:rPr>
+              <w:t>0.835</w:t>
+            </w:r>
           </w:p>
         </w:tc>
         <w:tc>
@@ -705,10 +947,21 @@
           <w:p>
             <w:pPr>
               <w:snapToGrid w:val="0"/>
-              <w:rPr>
-                <w:vertAlign w:val="baseline"/>
-              </w:rPr>
-            </w:pPr>
+              <w:ind w:left="0" w:leftChars="0" w:firstLine="0" w:firstLineChars="0"/>
+              <w:rPr>
+                <w:rFonts w:hint="default" w:eastAsia="宋体"/>
+                <w:vertAlign w:val="baseline"/>
+                <w:lang w:val="en-US" w:eastAsia="zh-CN"/>
+              </w:rPr>
+            </w:pPr>
+            <w:r>
+              <w:rPr>
+                <w:rFonts w:hint="eastAsia"/>
+                <w:vertAlign w:val="baseline"/>
+                <w:lang w:val="en-US" w:eastAsia="zh-CN"/>
+              </w:rPr>
+              <w:t>0.709</w:t>
+            </w:r>
           </w:p>
         </w:tc>
         <w:tc>
@@ -718,10 +971,21 @@
           <w:p>
             <w:pPr>
               <w:snapToGrid w:val="0"/>
-              <w:rPr>
-                <w:vertAlign w:val="baseline"/>
-              </w:rPr>
-            </w:pPr>
+              <w:ind w:left="0" w:leftChars="0" w:firstLine="0" w:firstLineChars="0"/>
+              <w:rPr>
+                <w:rFonts w:hint="default" w:eastAsia="宋体"/>
+                <w:vertAlign w:val="baseline"/>
+                <w:lang w:val="en-US" w:eastAsia="zh-CN"/>
+              </w:rPr>
+            </w:pPr>
+            <w:r>
+              <w:rPr>
+                <w:rFonts w:hint="eastAsia"/>
+                <w:vertAlign w:val="baseline"/>
+                <w:lang w:val="en-US" w:eastAsia="zh-CN"/>
+              </w:rPr>
+              <w:t>0.661</w:t>
+            </w:r>
           </w:p>
         </w:tc>
       </w:tr>
@@ -1126,10 +1390,21 @@
           <w:p>
             <w:pPr>
               <w:snapToGrid w:val="0"/>
-              <w:rPr>
-                <w:vertAlign w:val="baseline"/>
-              </w:rPr>
-            </w:pPr>
+              <w:ind w:left="0" w:leftChars="0" w:firstLine="0" w:firstLineChars="0"/>
+              <w:rPr>
+                <w:rFonts w:hint="default" w:eastAsia="宋体"/>
+                <w:vertAlign w:val="baseline"/>
+                <w:lang w:val="en-US" w:eastAsia="zh-CN"/>
+              </w:rPr>
+            </w:pPr>
+            <w:r>
+              <w:rPr>
+                <w:rFonts w:hint="eastAsia"/>
+                <w:vertAlign w:val="baseline"/>
+                <w:lang w:val="en-US" w:eastAsia="zh-CN"/>
+              </w:rPr>
+              <w:t>2.102</w:t>
+            </w:r>
           </w:p>
         </w:tc>
         <w:tc>
@@ -1139,10 +1414,21 @@
           <w:p>
             <w:pPr>
               <w:snapToGrid w:val="0"/>
-              <w:rPr>
-                <w:vertAlign w:val="baseline"/>
-              </w:rPr>
-            </w:pPr>
+              <w:ind w:left="0" w:leftChars="0" w:firstLine="0" w:firstLineChars="0"/>
+              <w:rPr>
+                <w:rFonts w:hint="default" w:eastAsia="宋体"/>
+                <w:vertAlign w:val="baseline"/>
+                <w:lang w:val="en-US" w:eastAsia="zh-CN"/>
+              </w:rPr>
+            </w:pPr>
+            <w:r>
+              <w:rPr>
+                <w:rFonts w:hint="eastAsia"/>
+                <w:vertAlign w:val="baseline"/>
+                <w:lang w:val="en-US" w:eastAsia="zh-CN"/>
+              </w:rPr>
+              <w:t>1.521</w:t>
+            </w:r>
           </w:p>
         </w:tc>
         <w:tc>
@@ -1152,10 +1438,21 @@
           <w:p>
             <w:pPr>
               <w:snapToGrid w:val="0"/>
-              <w:rPr>
-                <w:vertAlign w:val="baseline"/>
-              </w:rPr>
-            </w:pPr>
+              <w:ind w:left="0" w:leftChars="0" w:firstLine="0" w:firstLineChars="0"/>
+              <w:rPr>
+                <w:rFonts w:hint="default" w:eastAsia="宋体"/>
+                <w:vertAlign w:val="baseline"/>
+                <w:lang w:val="en-US" w:eastAsia="zh-CN"/>
+              </w:rPr>
+            </w:pPr>
+            <w:r>
+              <w:rPr>
+                <w:rFonts w:hint="eastAsia"/>
+                <w:vertAlign w:val="baseline"/>
+                <w:lang w:val="en-US" w:eastAsia="zh-CN"/>
+              </w:rPr>
+              <w:t>1.244</w:t>
+            </w:r>
           </w:p>
         </w:tc>
       </w:tr>
@@ -1211,10 +1508,21 @@
           <w:p>
             <w:pPr>
               <w:snapToGrid w:val="0"/>
-              <w:rPr>
-                <w:vertAlign w:val="baseline"/>
-              </w:rPr>
-            </w:pPr>
+              <w:ind w:left="0" w:leftChars="0" w:firstLine="0" w:firstLineChars="0"/>
+              <w:rPr>
+                <w:rFonts w:hint="default" w:eastAsia="宋体"/>
+                <w:vertAlign w:val="baseline"/>
+                <w:lang w:val="en-US" w:eastAsia="zh-CN"/>
+              </w:rPr>
+            </w:pPr>
+            <w:r>
+              <w:rPr>
+                <w:rFonts w:hint="eastAsia"/>
+                <w:vertAlign w:val="baseline"/>
+                <w:lang w:val="en-US" w:eastAsia="zh-CN"/>
+              </w:rPr>
+              <w:t>1.855</w:t>
+            </w:r>
           </w:p>
         </w:tc>
         <w:tc>
@@ -1224,10 +1532,21 @@
           <w:p>
             <w:pPr>
               <w:snapToGrid w:val="0"/>
-              <w:rPr>
-                <w:vertAlign w:val="baseline"/>
-              </w:rPr>
-            </w:pPr>
+              <w:ind w:left="0" w:leftChars="0" w:firstLine="0" w:firstLineChars="0"/>
+              <w:rPr>
+                <w:rFonts w:hint="default" w:eastAsia="宋体"/>
+                <w:vertAlign w:val="baseline"/>
+                <w:lang w:val="en-US" w:eastAsia="zh-CN"/>
+              </w:rPr>
+            </w:pPr>
+            <w:r>
+              <w:rPr>
+                <w:rFonts w:hint="eastAsia"/>
+                <w:vertAlign w:val="baseline"/>
+                <w:lang w:val="en-US" w:eastAsia="zh-CN"/>
+              </w:rPr>
+              <w:t>1.476</w:t>
+            </w:r>
           </w:p>
         </w:tc>
         <w:tc>
@@ -1237,10 +1556,21 @@
           <w:p>
             <w:pPr>
               <w:snapToGrid w:val="0"/>
-              <w:rPr>
-                <w:vertAlign w:val="baseline"/>
-              </w:rPr>
-            </w:pPr>
+              <w:ind w:left="0" w:leftChars="0" w:firstLine="0" w:firstLineChars="0"/>
+              <w:rPr>
+                <w:rFonts w:hint="default" w:eastAsia="宋体"/>
+                <w:vertAlign w:val="baseline"/>
+                <w:lang w:val="en-US" w:eastAsia="zh-CN"/>
+              </w:rPr>
+            </w:pPr>
+            <w:r>
+              <w:rPr>
+                <w:rFonts w:hint="eastAsia"/>
+                <w:vertAlign w:val="baseline"/>
+                <w:lang w:val="en-US" w:eastAsia="zh-CN"/>
+              </w:rPr>
+              <w:t>0.966</w:t>
+            </w:r>
           </w:p>
         </w:tc>
       </w:tr>
@@ -1296,10 +1626,21 @@
           <w:p>
             <w:pPr>
               <w:snapToGrid w:val="0"/>
-              <w:rPr>
-                <w:vertAlign w:val="baseline"/>
-              </w:rPr>
-            </w:pPr>
+              <w:ind w:left="0" w:leftChars="0" w:firstLine="0" w:firstLineChars="0"/>
+              <w:rPr>
+                <w:rFonts w:hint="default" w:eastAsia="宋体"/>
+                <w:vertAlign w:val="baseline"/>
+                <w:lang w:val="en-US" w:eastAsia="zh-CN"/>
+              </w:rPr>
+            </w:pPr>
+            <w:r>
+              <w:rPr>
+                <w:rFonts w:hint="eastAsia"/>
+                <w:vertAlign w:val="baseline"/>
+                <w:lang w:val="en-US" w:eastAsia="zh-CN"/>
+              </w:rPr>
+              <w:t>1.801</w:t>
+            </w:r>
           </w:p>
         </w:tc>
         <w:tc>
@@ -1309,10 +1650,21 @@
           <w:p>
             <w:pPr>
               <w:snapToGrid w:val="0"/>
-              <w:rPr>
-                <w:vertAlign w:val="baseline"/>
-              </w:rPr>
-            </w:pPr>
+              <w:ind w:left="0" w:leftChars="0" w:firstLine="0" w:firstLineChars="0"/>
+              <w:rPr>
+                <w:rFonts w:hint="default" w:eastAsia="宋体"/>
+                <w:vertAlign w:val="baseline"/>
+                <w:lang w:val="en-US" w:eastAsia="zh-CN"/>
+              </w:rPr>
+            </w:pPr>
+            <w:r>
+              <w:rPr>
+                <w:rFonts w:hint="eastAsia"/>
+                <w:vertAlign w:val="baseline"/>
+                <w:lang w:val="en-US" w:eastAsia="zh-CN"/>
+              </w:rPr>
+              <w:t>1.226</w:t>
+            </w:r>
           </w:p>
         </w:tc>
         <w:tc>
@@ -1322,10 +1674,21 @@
           <w:p>
             <w:pPr>
               <w:snapToGrid w:val="0"/>
-              <w:rPr>
-                <w:vertAlign w:val="baseline"/>
-              </w:rPr>
-            </w:pPr>
+              <w:ind w:left="0" w:leftChars="0" w:firstLine="0" w:firstLineChars="0"/>
+              <w:rPr>
+                <w:rFonts w:hint="default" w:eastAsia="宋体"/>
+                <w:vertAlign w:val="baseline"/>
+                <w:lang w:val="en-US" w:eastAsia="zh-CN"/>
+              </w:rPr>
+            </w:pPr>
+            <w:r>
+              <w:rPr>
+                <w:rFonts w:hint="eastAsia"/>
+                <w:vertAlign w:val="baseline"/>
+                <w:lang w:val="en-US" w:eastAsia="zh-CN"/>
+              </w:rPr>
+              <w:t>0.853</w:t>
+            </w:r>
           </w:p>
         </w:tc>
       </w:tr>
@@ -1381,10 +1744,21 @@
           <w:p>
             <w:pPr>
               <w:snapToGrid w:val="0"/>
-              <w:rPr>
-                <w:vertAlign w:val="baseline"/>
-              </w:rPr>
-            </w:pPr>
+              <w:ind w:left="0" w:leftChars="0" w:firstLine="0" w:firstLineChars="0"/>
+              <w:rPr>
+                <w:rFonts w:hint="default" w:eastAsia="宋体"/>
+                <w:vertAlign w:val="baseline"/>
+                <w:lang w:val="en-US" w:eastAsia="zh-CN"/>
+              </w:rPr>
+            </w:pPr>
+            <w:r>
+              <w:rPr>
+                <w:rFonts w:hint="eastAsia"/>
+                <w:vertAlign w:val="baseline"/>
+                <w:lang w:val="en-US" w:eastAsia="zh-CN"/>
+              </w:rPr>
+              <w:t>1.725</w:t>
+            </w:r>
           </w:p>
         </w:tc>
         <w:tc>
@@ -1394,10 +1768,21 @@
           <w:p>
             <w:pPr>
               <w:snapToGrid w:val="0"/>
-              <w:rPr>
-                <w:vertAlign w:val="baseline"/>
-              </w:rPr>
-            </w:pPr>
+              <w:ind w:left="0" w:leftChars="0" w:firstLine="0" w:firstLineChars="0"/>
+              <w:rPr>
+                <w:rFonts w:hint="default" w:eastAsia="宋体"/>
+                <w:vertAlign w:val="baseline"/>
+                <w:lang w:val="en-US" w:eastAsia="zh-CN"/>
+              </w:rPr>
+            </w:pPr>
+            <w:r>
+              <w:rPr>
+                <w:rFonts w:hint="eastAsia"/>
+                <w:vertAlign w:val="baseline"/>
+                <w:lang w:val="en-US" w:eastAsia="zh-CN"/>
+              </w:rPr>
+              <w:t>1.001</w:t>
+            </w:r>
           </w:p>
         </w:tc>
         <w:tc>
@@ -1407,10 +1792,23 @@
           <w:p>
             <w:pPr>
               <w:snapToGrid w:val="0"/>
-              <w:rPr>
-                <w:vertAlign w:val="baseline"/>
-              </w:rPr>
-            </w:pPr>
+              <w:ind w:left="0" w:leftChars="0" w:firstLine="0" w:firstLineChars="0"/>
+              <w:rPr>
+                <w:rFonts w:hint="default" w:eastAsia="宋体"/>
+                <w:vertAlign w:val="baseline"/>
+                <w:lang w:val="en-US" w:eastAsia="zh-CN"/>
+              </w:rPr>
+            </w:pPr>
+            <w:r>
+              <w:rPr>
+                <w:rFonts w:hint="eastAsia"/>
+                <w:vertAlign w:val="baseline"/>
+                <w:lang w:val="en-US" w:eastAsia="zh-CN"/>
+              </w:rPr>
+              <w:t>0.789</w:t>
+            </w:r>
+            <w:bookmarkStart w:id="0" w:name="_GoBack"/>
+            <w:bookmarkEnd w:id="0"/>
           </w:p>
         </w:tc>
       </w:tr>
@@ -1471,10 +1869,21 @@
           <w:p>
             <w:pPr>
               <w:snapToGrid w:val="0"/>
-              <w:rPr>
-                <w:vertAlign w:val="baseline"/>
-              </w:rPr>
-            </w:pPr>
+              <w:ind w:left="0" w:leftChars="0" w:firstLine="0" w:firstLineChars="0"/>
+              <w:rPr>
+                <w:rFonts w:hint="default" w:eastAsia="宋体"/>
+                <w:vertAlign w:val="baseline"/>
+                <w:lang w:val="en-US" w:eastAsia="zh-CN"/>
+              </w:rPr>
+            </w:pPr>
+            <w:r>
+              <w:rPr>
+                <w:rFonts w:hint="eastAsia"/>
+                <w:vertAlign w:val="baseline"/>
+                <w:lang w:val="en-US" w:eastAsia="zh-CN"/>
+              </w:rPr>
+              <w:t>1.512</w:t>
+            </w:r>
           </w:p>
         </w:tc>
         <w:tc>
@@ -1484,10 +1893,21 @@
           <w:p>
             <w:pPr>
               <w:snapToGrid w:val="0"/>
-              <w:rPr>
-                <w:vertAlign w:val="baseline"/>
-              </w:rPr>
-            </w:pPr>
+              <w:ind w:left="0" w:leftChars="0" w:firstLine="0" w:firstLineChars="0"/>
+              <w:rPr>
+                <w:rFonts w:hint="default" w:eastAsia="宋体"/>
+                <w:vertAlign w:val="baseline"/>
+                <w:lang w:val="en-US" w:eastAsia="zh-CN"/>
+              </w:rPr>
+            </w:pPr>
+            <w:r>
+              <w:rPr>
+                <w:rFonts w:hint="eastAsia"/>
+                <w:vertAlign w:val="baseline"/>
+                <w:lang w:val="en-US" w:eastAsia="zh-CN"/>
+              </w:rPr>
+              <w:t>0.831</w:t>
+            </w:r>
           </w:p>
         </w:tc>
         <w:tc>
@@ -1497,10 +1917,21 @@
           <w:p>
             <w:pPr>
               <w:snapToGrid w:val="0"/>
-              <w:rPr>
-                <w:vertAlign w:val="baseline"/>
-              </w:rPr>
-            </w:pPr>
+              <w:ind w:left="0" w:leftChars="0" w:firstLine="0" w:firstLineChars="0"/>
+              <w:rPr>
+                <w:rFonts w:hint="default" w:eastAsia="宋体"/>
+                <w:vertAlign w:val="baseline"/>
+                <w:lang w:val="en-US" w:eastAsia="zh-CN"/>
+              </w:rPr>
+            </w:pPr>
+            <w:r>
+              <w:rPr>
+                <w:rFonts w:hint="eastAsia"/>
+                <w:vertAlign w:val="baseline"/>
+                <w:lang w:val="en-US" w:eastAsia="zh-CN"/>
+              </w:rPr>
+              <w:t>0.656</w:t>
+            </w:r>
           </w:p>
         </w:tc>
       </w:tr>
@@ -3087,8 +3518,6 @@
           <w:lang w:val="en-US" w:eastAsia="zh-CN"/>
         </w:rPr>
       </w:pPr>
-      <w:bookmarkStart w:id="0" w:name="_GoBack"/>
-      <w:bookmarkEnd w:id="0"/>
     </w:p>
     <w:p>
       <w:pPr>
